--- a/public/Anupam_Singh_Resume_1Page.docx
+++ b/public/Anupam_Singh_Resume_1Page.docx
@@ -117,30 +117,36 @@
         <w:t xml:space="preserve">  </w:t>
       </w:r>
       <w:hyperlink r:id="rId5" w:history="1">
+        <w:proofErr w:type="spellStart"/>
         <w:r>
           <w:rPr>
             <w:rStyle w:val="Hyperlink"/>
             <w:sz w:val="16"/>
             <w:szCs w:val="16"/>
           </w:rPr>
-          <w:t>github.com/an</w:t>
+          <w:t>Github</w:t>
         </w:r>
+        <w:proofErr w:type="spellEnd"/>
+      </w:hyperlink>
+      <w:r>
+        <w:rPr>
+          <w:color w:val="4B5563"/>
+          <w:sz w:val="16"/>
+          <w:szCs w:val="16"/>
+        </w:rPr>
+        <w:t xml:space="preserve"> |  </w:t>
+      </w:r>
+      <w:hyperlink r:id="rId6" w:history="1">
+        <w:proofErr w:type="spellStart"/>
         <w:r>
           <w:rPr>
             <w:rStyle w:val="Hyperlink"/>
             <w:sz w:val="16"/>
             <w:szCs w:val="16"/>
           </w:rPr>
-          <w:t>u</w:t>
+          <w:t>Linkedin</w:t>
         </w:r>
-        <w:r>
-          <w:rPr>
-            <w:rStyle w:val="Hyperlink"/>
-            <w:sz w:val="16"/>
-            <w:szCs w:val="16"/>
-          </w:rPr>
-          <w:t xml:space="preserve">pam-singh88 </w:t>
-        </w:r>
+        <w:proofErr w:type="spellEnd"/>
       </w:hyperlink>
       <w:r>
         <w:rPr>
@@ -148,41 +154,7 @@
           <w:sz w:val="16"/>
           <w:szCs w:val="16"/>
         </w:rPr>
-        <w:t xml:space="preserve"> |  </w:t>
-      </w:r>
-      <w:hyperlink r:id="rId6" w:history="1">
-        <w:r>
-          <w:rPr>
-            <w:rStyle w:val="Hyperlink"/>
-            <w:sz w:val="16"/>
-            <w:szCs w:val="16"/>
-          </w:rPr>
-          <w:t>linkedin.com/in/anu</w:t>
-        </w:r>
-        <w:r>
-          <w:rPr>
-            <w:rStyle w:val="Hyperlink"/>
-            <w:sz w:val="16"/>
-            <w:szCs w:val="16"/>
-          </w:rPr>
-          <w:t>p</w:t>
-        </w:r>
-        <w:r>
-          <w:rPr>
-            <w:rStyle w:val="Hyperlink"/>
-            <w:sz w:val="16"/>
-            <w:szCs w:val="16"/>
-          </w:rPr>
-          <w:t xml:space="preserve">am-singh88 </w:t>
-        </w:r>
-      </w:hyperlink>
-      <w:r>
-        <w:rPr>
-          <w:color w:val="4B5563"/>
-          <w:sz w:val="16"/>
-          <w:szCs w:val="16"/>
-        </w:rPr>
-        <w:t xml:space="preserve"> | </w:t>
+        <w:t xml:space="preserve">| </w:t>
       </w:r>
       <w:hyperlink r:id="rId7" w:history="1">
         <w:r>
@@ -193,32 +165,14 @@
           </w:rPr>
           <w:t xml:space="preserve"> </w:t>
         </w:r>
-        <w:proofErr w:type="spellStart"/>
         <w:r>
           <w:rPr>
             <w:rStyle w:val="Hyperlink"/>
             <w:sz w:val="16"/>
             <w:szCs w:val="16"/>
           </w:rPr>
-          <w:t>anupa</w:t>
+          <w:t>Portfolio</w:t>
         </w:r>
-        <w:r>
-          <w:rPr>
-            <w:rStyle w:val="Hyperlink"/>
-            <w:sz w:val="16"/>
-            <w:szCs w:val="16"/>
-          </w:rPr>
-          <w:t>m</w:t>
-        </w:r>
-        <w:r>
-          <w:rPr>
-            <w:rStyle w:val="Hyperlink"/>
-            <w:sz w:val="16"/>
-            <w:szCs w:val="16"/>
-          </w:rPr>
-          <w:t>-mern-portfolio.vercel.app</w:t>
-        </w:r>
-        <w:proofErr w:type="spellEnd"/>
       </w:hyperlink>
     </w:p>
     <w:p>
@@ -398,18 +352,7 @@
             <w:sz w:val="16"/>
             <w:szCs w:val="16"/>
           </w:rPr>
-          <w:t>LIN</w:t>
-        </w:r>
-        <w:r>
-          <w:rPr>
-            <w:rStyle w:val="Hyperlink"/>
-            <w:b/>
-            <w:bCs/>
-            <w:spacing w:val="14"/>
-            <w:sz w:val="16"/>
-            <w:szCs w:val="16"/>
-          </w:rPr>
-          <w:t>K</w:t>
+          <w:t>LINK</w:t>
         </w:r>
       </w:hyperlink>
       <w:r>
@@ -827,18 +770,7 @@
             <w:sz w:val="16"/>
             <w:szCs w:val="16"/>
           </w:rPr>
-          <w:t>LIN</w:t>
-        </w:r>
-        <w:r>
-          <w:rPr>
-            <w:rStyle w:val="Hyperlink"/>
-            <w:b/>
-            <w:bCs/>
-            <w:spacing w:val="14"/>
-            <w:sz w:val="16"/>
-            <w:szCs w:val="16"/>
-          </w:rPr>
-          <w:t>K</w:t>
+          <w:t>LINK</w:t>
         </w:r>
       </w:hyperlink>
       <w:r>
@@ -1351,15 +1283,7 @@
           <w:bCs/>
           <w:color w:val="2563EB"/>
         </w:rPr>
-        <w:t xml:space="preserve"> </w:t>
-      </w:r>
-      <w:r>
-        <w:rPr>
-          <w:b/>
-          <w:bCs/>
-          <w:color w:val="2563EB"/>
-        </w:rPr>
-        <w:t>(</w:t>
+        <w:t xml:space="preserve"> (</w:t>
       </w:r>
       <w:hyperlink r:id="rId10" w:history="1">
         <w:r>
@@ -2593,6 +2517,7 @@
   <w:style w:type="character" w:default="1" w:styleId="DefaultParagraphFont">
     <w:name w:val="Default Paragraph Font"/>
     <w:uiPriority w:val="1"/>
+    <w:semiHidden/>
     <w:unhideWhenUsed/>
   </w:style>
   <w:style w:type="table" w:default="1" w:styleId="TableNormal">
